--- a/klagomål/A 25306-2026 FSC-klagomål.docx
+++ b/klagomål/A 25306-2026 FSC-klagomål.docx
@@ -1163,7 +1163,7 @@
     <w:r>
       <w:tab/>
       <w:tab/>
-      <w:t>2026-09-14</w:t>
+      <w:t>2026-09-15</w:t>
       <w:br/>
       <w:br/>
     </w:r>

--- a/klagomål/A 25306-2026 FSC-klagomål.docx
+++ b/klagomål/A 25306-2026 FSC-klagomål.docx
@@ -1163,7 +1163,7 @@
     <w:r>
       <w:tab/>
       <w:tab/>
-      <w:t>2026-09-15</w:t>
+      <w:t>2026-09-16</w:t>
       <w:br/>
       <w:br/>
     </w:r>

--- a/klagomål/A 25306-2026 FSC-klagomål.docx
+++ b/klagomål/A 25306-2026 FSC-klagomål.docx
@@ -1163,7 +1163,7 @@
     <w:r>
       <w:tab/>
       <w:tab/>
-      <w:t>2026-09-16</w:t>
+      <w:t>2026-09-17</w:t>
       <w:br/>
       <w:br/>
     </w:r>

--- a/klagomål/A 25306-2026 FSC-klagomål.docx
+++ b/klagomål/A 25306-2026 FSC-klagomål.docx
@@ -1163,7 +1163,7 @@
     <w:r>
       <w:tab/>
       <w:tab/>
-      <w:t>2026-09-17</w:t>
+      <w:t>2026-09-18</w:t>
       <w:br/>
       <w:br/>
     </w:r>

--- a/klagomål/A 25306-2026 FSC-klagomål.docx
+++ b/klagomål/A 25306-2026 FSC-klagomål.docx
@@ -1163,7 +1163,7 @@
     <w:r>
       <w:tab/>
       <w:tab/>
-      <w:t>2026-09-18</w:t>
+      <w:t>2026-09-19</w:t>
       <w:br/>
       <w:br/>
     </w:r>

--- a/klagomål/A 25306-2026 FSC-klagomål.docx
+++ b/klagomål/A 25306-2026 FSC-klagomål.docx
@@ -1163,7 +1163,7 @@
     <w:r>
       <w:tab/>
       <w:tab/>
-      <w:t>2026-09-19</w:t>
+      <w:t>2026-09-21</w:t>
       <w:br/>
       <w:br/>
     </w:r>

--- a/klagomål/A 25306-2026 FSC-klagomål.docx
+++ b/klagomål/A 25306-2026 FSC-klagomål.docx
@@ -1163,7 +1163,7 @@
     <w:r>
       <w:tab/>
       <w:tab/>
-      <w:t>2026-09-21</w:t>
+      <w:t>2026-09-23</w:t>
       <w:br/>
       <w:br/>
     </w:r>

--- a/klagomål/A 25306-2026 FSC-klagomål.docx
+++ b/klagomål/A 25306-2026 FSC-klagomål.docx
@@ -1163,7 +1163,7 @@
     <w:r>
       <w:tab/>
       <w:tab/>
-      <w:t>2026-09-23</w:t>
+      <w:t>2026-09-24</w:t>
       <w:br/>
       <w:br/>
     </w:r>

--- a/klagomål/A 25306-2026 FSC-klagomål.docx
+++ b/klagomål/A 25306-2026 FSC-klagomål.docx
@@ -1163,7 +1163,7 @@
     <w:r>
       <w:tab/>
       <w:tab/>
-      <w:t>2026-09-24</w:t>
+      <w:t>2026-09-25</w:t>
       <w:br/>
       <w:br/>
     </w:r>

--- a/klagomål/A 25306-2026 FSC-klagomål.docx
+++ b/klagomål/A 25306-2026 FSC-klagomål.docx
@@ -1163,7 +1163,7 @@
     <w:r>
       <w:tab/>
       <w:tab/>
-      <w:t>2026-09-25</w:t>
+      <w:t>2026-09-26</w:t>
       <w:br/>
       <w:br/>
     </w:r>

--- a/klagomål/A 25306-2026 FSC-klagomål.docx
+++ b/klagomål/A 25306-2026 FSC-klagomål.docx
@@ -1163,7 +1163,7 @@
     <w:r>
       <w:tab/>
       <w:tab/>
-      <w:t>2026-09-26</w:t>
+      <w:t>2026-09-27</w:t>
       <w:br/>
       <w:br/>
     </w:r>

--- a/klagomål/A 25306-2026 FSC-klagomål.docx
+++ b/klagomål/A 25306-2026 FSC-klagomål.docx
@@ -1163,7 +1163,7 @@
     <w:r>
       <w:tab/>
       <w:tab/>
-      <w:t>2026-09-27</w:t>
+      <w:t>2026-09-28</w:t>
       <w:br/>
       <w:br/>
     </w:r>

--- a/klagomål/A 25306-2026 FSC-klagomål.docx
+++ b/klagomål/A 25306-2026 FSC-klagomål.docx
@@ -1163,7 +1163,7 @@
     <w:r>
       <w:tab/>
       <w:tab/>
-      <w:t>2026-09-28</w:t>
+      <w:t>2026-09-29</w:t>
       <w:br/>
       <w:br/>
     </w:r>

--- a/klagomål/A 25306-2026 FSC-klagomål.docx
+++ b/klagomål/A 25306-2026 FSC-klagomål.docx
@@ -1163,7 +1163,7 @@
     <w:r>
       <w:tab/>
       <w:tab/>
-      <w:t>2026-09-29</w:t>
+      <w:t>2026-09-30</w:t>
       <w:br/>
       <w:br/>
     </w:r>

--- a/klagomål/A 25306-2026 FSC-klagomål.docx
+++ b/klagomål/A 25306-2026 FSC-klagomål.docx
@@ -1163,7 +1163,7 @@
     <w:r>
       <w:tab/>
       <w:tab/>
-      <w:t>2026-09-30</w:t>
+      <w:t>2026-10-01</w:t>
       <w:br/>
       <w:br/>
     </w:r>

--- a/klagomål/A 25306-2026 FSC-klagomål.docx
+++ b/klagomål/A 25306-2026 FSC-klagomål.docx
@@ -1163,7 +1163,7 @@
     <w:r>
       <w:tab/>
       <w:tab/>
-      <w:t>2026-10-01</w:t>
+      <w:t>2026-10-02</w:t>
       <w:br/>
       <w:br/>
     </w:r>

--- a/klagomål/A 25306-2026 FSC-klagomål.docx
+++ b/klagomål/A 25306-2026 FSC-klagomål.docx
@@ -1163,7 +1163,7 @@
     <w:r>
       <w:tab/>
       <w:tab/>
-      <w:t>2026-10-02</w:t>
+      <w:t>2026-10-03</w:t>
       <w:br/>
       <w:br/>
     </w:r>

--- a/klagomål/A 25306-2026 FSC-klagomål.docx
+++ b/klagomål/A 25306-2026 FSC-klagomål.docx
@@ -1163,7 +1163,7 @@
     <w:r>
       <w:tab/>
       <w:tab/>
-      <w:t>2026-10-03</w:t>
+      <w:t>2026-10-04</w:t>
       <w:br/>
       <w:br/>
     </w:r>

--- a/klagomål/A 25306-2026 FSC-klagomål.docx
+++ b/klagomål/A 25306-2026 FSC-klagomål.docx
@@ -1163,7 +1163,7 @@
     <w:r>
       <w:tab/>
       <w:tab/>
-      <w:t>2026-10-04</w:t>
+      <w:t>2026-10-05</w:t>
       <w:br/>
       <w:br/>
     </w:r>

--- a/klagomål/A 25306-2026 FSC-klagomål.docx
+++ b/klagomål/A 25306-2026 FSC-klagomål.docx
@@ -1163,7 +1163,7 @@
     <w:r>
       <w:tab/>
       <w:tab/>
-      <w:t>2026-10-05</w:t>
+      <w:t>2026-10-06</w:t>
       <w:br/>
       <w:br/>
     </w:r>

--- a/klagomål/A 25306-2026 FSC-klagomål.docx
+++ b/klagomål/A 25306-2026 FSC-klagomål.docx
@@ -1163,7 +1163,7 @@
     <w:r>
       <w:tab/>
       <w:tab/>
-      <w:t>2026-10-06</w:t>
+      <w:t>2026-10-07</w:t>
       <w:br/>
       <w:br/>
     </w:r>

--- a/klagomål/A 25306-2026 FSC-klagomål.docx
+++ b/klagomål/A 25306-2026 FSC-klagomål.docx
@@ -1163,7 +1163,7 @@
     <w:r>
       <w:tab/>
       <w:tab/>
-      <w:t>2026-10-07</w:t>
+      <w:t>2026-10-08</w:t>
       <w:br/>
       <w:br/>
     </w:r>

--- a/klagomål/A 25306-2026 FSC-klagomål.docx
+++ b/klagomål/A 25306-2026 FSC-klagomål.docx
@@ -1163,7 +1163,7 @@
     <w:r>
       <w:tab/>
       <w:tab/>
-      <w:t>2026-10-08</w:t>
+      <w:t>2026-10-09</w:t>
       <w:br/>
       <w:br/>
     </w:r>

--- a/klagomål/A 25306-2026 FSC-klagomål.docx
+++ b/klagomål/A 25306-2026 FSC-klagomål.docx
@@ -1163,7 +1163,7 @@
     <w:r>
       <w:tab/>
       <w:tab/>
-      <w:t>2026-10-09</w:t>
+      <w:t>2026-10-10</w:t>
       <w:br/>
       <w:br/>
     </w:r>

--- a/klagomål/A 25306-2026 FSC-klagomål.docx
+++ b/klagomål/A 25306-2026 FSC-klagomål.docx
@@ -1163,7 +1163,7 @@
     <w:r>
       <w:tab/>
       <w:tab/>
-      <w:t>2026-10-10</w:t>
+      <w:t>2026-10-11</w:t>
       <w:br/>
       <w:br/>
     </w:r>

--- a/klagomål/A 25306-2026 FSC-klagomål.docx
+++ b/klagomål/A 25306-2026 FSC-klagomål.docx
@@ -1163,7 +1163,7 @@
     <w:r>
       <w:tab/>
       <w:tab/>
-      <w:t>2026-10-11</w:t>
+      <w:t>2026-10-12</w:t>
       <w:br/>
       <w:br/>
     </w:r>

--- a/klagomål/A 25306-2026 FSC-klagomål.docx
+++ b/klagomål/A 25306-2026 FSC-klagomål.docx
@@ -1163,7 +1163,7 @@
     <w:r>
       <w:tab/>
       <w:tab/>
-      <w:t>2026-10-12</w:t>
+      <w:t>2026-10-13</w:t>
       <w:br/>
       <w:br/>
     </w:r>

--- a/klagomål/A 25306-2026 FSC-klagomål.docx
+++ b/klagomål/A 25306-2026 FSC-klagomål.docx
@@ -1163,7 +1163,7 @@
     <w:r>
       <w:tab/>
       <w:tab/>
-      <w:t>2026-10-13</w:t>
+      <w:t>2026-10-14</w:t>
       <w:br/>
       <w:br/>
     </w:r>

--- a/klagomål/A 25306-2026 FSC-klagomål.docx
+++ b/klagomål/A 25306-2026 FSC-klagomål.docx
@@ -1163,7 +1163,7 @@
     <w:r>
       <w:tab/>
       <w:tab/>
-      <w:t>2026-10-14</w:t>
+      <w:t>2026-10-15</w:t>
       <w:br/>
       <w:br/>
     </w:r>

--- a/klagomål/A 25306-2026 FSC-klagomål.docx
+++ b/klagomål/A 25306-2026 FSC-klagomål.docx
@@ -1163,7 +1163,7 @@
     <w:r>
       <w:tab/>
       <w:tab/>
-      <w:t>2026-10-15</w:t>
+      <w:t>2026-10-16</w:t>
       <w:br/>
       <w:br/>
     </w:r>

--- a/klagomål/A 25306-2026 FSC-klagomål.docx
+++ b/klagomål/A 25306-2026 FSC-klagomål.docx
@@ -1163,7 +1163,7 @@
     <w:r>
       <w:tab/>
       <w:tab/>
-      <w:t>2026-10-16</w:t>
+      <w:t>2026-10-17</w:t>
       <w:br/>
       <w:br/>
     </w:r>

--- a/klagomål/A 25306-2026 FSC-klagomål.docx
+++ b/klagomål/A 25306-2026 FSC-klagomål.docx
@@ -1163,7 +1163,7 @@
     <w:r>
       <w:tab/>
       <w:tab/>
-      <w:t>2026-10-17</w:t>
+      <w:t>2026-10-18</w:t>
       <w:br/>
       <w:br/>
     </w:r>

--- a/klagomål/A 25306-2026 FSC-klagomål.docx
+++ b/klagomål/A 25306-2026 FSC-klagomål.docx
@@ -1163,7 +1163,7 @@
     <w:r>
       <w:tab/>
       <w:tab/>
-      <w:t>2026-10-18</w:t>
+      <w:t>2026-10-19</w:t>
       <w:br/>
       <w:br/>
     </w:r>

--- a/klagomål/A 25306-2026 FSC-klagomål.docx
+++ b/klagomål/A 25306-2026 FSC-klagomål.docx
@@ -216,12 +216,12 @@
         <w:spacing w:after="240"/>
       </w:pPr>
       <w:r>
-        <w:t>Figur 1. Fyndplatser för naturvårdsarter i och inom 13 meter från avverkningsanmälan. Markörer utan svart kant är placerade på fyndplatsen. Markörer med svart kant är placerade vid sidan av fyndplatsen och har ett svart streck som visar fyndplatsens exakta position. Kartans mittpunktskoordinat är N 6556763, E 659920 i SWEREF 99 TM.</w:t>
+        <w:t>Figur 1. Fyndplatser för naturvårdsarter i och inom 24 meter från avverkningsanmälan. Markörer utan svart kant är placerade på fyndplatsen. Markörer med svart kant är placerade vid sidan av fyndplatsen och har ett svart streck som visar fyndplatsens exakta position. Kartans mittpunktskoordinat är N 6556763, E 659920 i SWEREF 99 TM.</w:t>
       </w:r>
     </w:p>
     <w:p>
       <w:r>
-        <w:t>I och inom 13 meter från avverkningsanmälan finns fynd av 10 naturvårdsarter, varav 3 är rödlistade, 4 är fridlysta, 8 är typiska (T) och 2 är signalarter (S): gulsparv (NT, §4), slåtterfibbla (NT, T), tallticka (NT, T), blåmossa (S, T), mindre märgborre (S, T), kransmossa (T), liljekonvalj (T), spillkråka (T, §4), tofsmes (T, §4) och gröngöling (§4). Se Figur 1.</w:t>
+        <w:t>I och inom 24 meter från avverkningsanmälan finns fynd av 13 naturvårdsarter, varav 6 är rödlistade, 7 är fridlysta, 8 är typiska (T) och 2 är signalarter (S): stare (VU, §4), grönsångare (NT, §4), gulsparv (NT, §4), rödvingetrast (NT, §4), slåtterfibbla (NT, T), tallticka (NT, T), blåmossa (S, T), mindre märgborre (S, T), kransmossa (T), liljekonvalj (T), spillkråka (T, §4), tofsmes (T, §4) och gröngöling (§4). Se Figur 1.</w:t>
       </w:r>
     </w:p>
     <w:p>
@@ -252,6 +252,17 @@
         <w:rPr>
           <w:b/>
         </w:rPr>
+        <w:t>Grönsångare (NT, §4)</w:t>
+      </w:r>
+      <w:r>
+        <w:t xml:space="preserve"> är rödlistad som nära hotad (NT) och fridlyst enligt 4§ artskyddsförordningen. Den har minskat med 17 (6–24) % under de senaste 10 åren och minskningstakten för den svenska populationen bedöms vara nära gränsvärdet för Sårbar (VU). (A2b). Arten häckar i högstammig skog, främst lövskog men även i granskog, i regel utan kraftigare undervegetation. Den förekommer i södra och mellersta Sverige samt i Norrlands kustland norrut till Norrbotten. Förekommer dessutom sällsynt i Norrlands inland (SLU Artdatabanken, 2024). Orsaken till grönsångarens nedgång och är oklar varvid det är viktigt att försiktighetsprincipen enligt 2 kap. 3 § miljöbalken tillämpas för att bevara artens livsmiljöer och vända den negativa trenden.</w:t>
+      </w:r>
+    </w:p>
+    <w:p>
+      <w:r>
+        <w:rPr>
+          <w:b/>
+        </w:rPr>
         <w:t>Slåtterfibbla (NT)</w:t>
       </w:r>
       <w:r>
@@ -567,7 +578,7 @@
         <w:rPr>
           <w:i/>
         </w:rPr>
-        <w:t>I det avverkningsanmälda skogsområdet har 10 naturvårdsarter varav 3 rödlistade arter sina livsmiljöer och växtplatser.</w:t>
+        <w:t>I det avverkningsanmälda skogsområdet har 13 naturvårdsarter varav 6 rödlistade arter sina livsmiljöer och växtplatser.</w:t>
       </w:r>
     </w:p>
     <w:p>
@@ -1163,7 +1174,7 @@
     <w:r>
       <w:tab/>
       <w:tab/>
-      <w:t>2026-10-19</w:t>
+      <w:t>2026-10-20</w:t>
       <w:br/>
       <w:br/>
     </w:r>

--- a/klagomål/A 25306-2026 FSC-klagomål.docx
+++ b/klagomål/A 25306-2026 FSC-klagomål.docx
@@ -1174,7 +1174,7 @@
     <w:r>
       <w:tab/>
       <w:tab/>
-      <w:t>2026-10-20</w:t>
+      <w:t>2026-10-21</w:t>
       <w:br/>
       <w:br/>
     </w:r>

--- a/klagomål/A 25306-2026 FSC-klagomål.docx
+++ b/klagomål/A 25306-2026 FSC-klagomål.docx
@@ -1174,7 +1174,7 @@
     <w:r>
       <w:tab/>
       <w:tab/>
-      <w:t>2026-10-21</w:t>
+      <w:t>2026-10-22</w:t>
       <w:br/>
       <w:br/>
     </w:r>

--- a/klagomål/A 25306-2026 FSC-klagomål.docx
+++ b/klagomål/A 25306-2026 FSC-klagomål.docx
@@ -178,7 +178,7 @@
       <w:r>
         <w:drawing>
           <wp:inline xmlns:a="http://schemas.openxmlformats.org/drawingml/2006/main" xmlns:pic="http://schemas.openxmlformats.org/drawingml/2006/picture">
-            <wp:extent cx="5486400" cy="4842409"/>
+            <wp:extent cx="5486400" cy="4712345"/>
             <wp:docPr id="1" name="Picture 1"/>
             <wp:cNvGraphicFramePr>
               <a:graphicFrameLocks noChangeAspect="1"/>
@@ -199,7 +199,7 @@
                   <pic:spPr>
                     <a:xfrm>
                       <a:off x="0" y="0"/>
-                      <a:ext cx="5486400" cy="4842409"/>
+                      <a:ext cx="5486400" cy="4712345"/>
                     </a:xfrm>
                     <a:prstGeom prst="rect"/>
                   </pic:spPr>
@@ -221,7 +221,7 @@
     </w:p>
     <w:p>
       <w:r>
-        <w:t>I och inom 24 meter från avverkningsanmälan finns fynd av 13 naturvårdsarter, varav 6 är rödlistade, 7 är fridlysta, 8 är typiska (T) och 2 är signalarter (S): stare (VU, §4), grönsångare (NT, §4), gulsparv (NT, §4), rödvingetrast (NT, §4), slåtterfibbla (NT, T), tallticka (NT, T), blåmossa (S, T), mindre märgborre (S, T), kransmossa (T), liljekonvalj (T), spillkråka (T, §4), tofsmes (T, §4) och gröngöling (§4). Se Figur 1.</w:t>
+        <w:t>I och inom 24 meter från avverkningsanmälan finns fynd av 18 naturvårdsarter, varav 8 är rödlistade, 12 är fridlysta, 8 är typiska (T) och 2 är signalarter (S): stare (VU, §4), fransfladdermus (NT, §4a), grönsångare (NT, §4), gulsparv (NT, §4), nordfladdermus (NT, §4a), rödvingetrast (NT, §4), slåtterfibbla (NT, T), tallticka (NT, T), blåmossa (S, T), mindre märgborre (S, T), kransmossa (T), liljekonvalj (T), spillkråka (T, §4), tofsmes (T, §4), dvärgpipistrell (§4a), gröngöling (§4), större brunfladdermus (§4a) och vattenfladdermus (§4a). Se Figur 1.</w:t>
       </w:r>
     </w:p>
     <w:p>
@@ -252,10 +252,50 @@
         <w:rPr>
           <w:b/>
         </w:rPr>
+        <w:t>Fransfladdermus (NT, §4a)</w:t>
+      </w:r>
+      <w:r>
+        <w:t xml:space="preserve"> omfattas av bilaga 4 EU:s art- och habitatdirektiv vilket innebär ett strikt skydd för arten och dess livsmiljöer. Arten är känslig för fragmentering av skogsbiotoper och undviker att passera öppna områden. Avverkning av hålträd, dränering, minskad biotopvariation, till exempel igenplantering av ängs- och hagmark påverkar arten negativt och det är viktigt att bevara ett varierat landskap med inslag av sumpskogar och lövrika skogar intill vatten och vattendrag. Fransfladdermus är typisk art för </w:t>
+      </w:r>
+      <w:r>
+        <w:rPr>
+          <w:i/>
+        </w:rPr>
+        <w:t>8310 Grottor</w:t>
+      </w:r>
+      <w:r>
+        <w:t xml:space="preserve"> och </w:t>
+      </w:r>
+      <w:r>
+        <w:rPr>
+          <w:i/>
+        </w:rPr>
+        <w:t>8330 Havsgrottor</w:t>
+      </w:r>
+      <w:r>
+        <w:t xml:space="preserve"> (SLU Artdatabanken, 2024).</w:t>
+      </w:r>
+    </w:p>
+    <w:p>
+      <w:r>
+        <w:rPr>
+          <w:b/>
+        </w:rPr>
         <w:t>Grönsångare (NT, §4)</w:t>
       </w:r>
       <w:r>
         <w:t xml:space="preserve"> är rödlistad som nära hotad (NT) och fridlyst enligt 4§ artskyddsförordningen. Den har minskat med 17 (6–24) % under de senaste 10 åren och minskningstakten för den svenska populationen bedöms vara nära gränsvärdet för Sårbar (VU). (A2b). Arten häckar i högstammig skog, främst lövskog men även i granskog, i regel utan kraftigare undervegetation. Den förekommer i södra och mellersta Sverige samt i Norrlands kustland norrut till Norrbotten. Förekommer dessutom sällsynt i Norrlands inland (SLU Artdatabanken, 2024). Orsaken till grönsångarens nedgång och är oklar varvid det är viktigt att försiktighetsprincipen enligt 2 kap. 3 § miljöbalken tillämpas för att bevara artens livsmiljöer och vända den negativa trenden.</w:t>
+      </w:r>
+    </w:p>
+    <w:p>
+      <w:r>
+        <w:rPr>
+          <w:b/>
+        </w:rPr>
+        <w:t>Nordfladdermus (NT, §4a)</w:t>
+      </w:r>
+      <w:r>
+        <w:t xml:space="preserve"> omfattas av bilaga 4 EU:s art- och habitatdirektiv vilket innebär ett strikt skydd där arten och dess livsmiljöer ska bevaras. Nordfladdermus föredrar variationsrik skog med förekomst av sjöar, vattendrag och våtmarker och hittas framförallt i halvöppna miljöer som trädbärande beteshagar och i kantzoner mellan skog och odlingsmark. Den undviker stora öppna områden som stora hyggen och större sammanhängande planteringar vilket minskar längden bryn och landskapets heterogenitet och därmed födotillgången och mängden lämpliga jaktplatser. Skogsbruksåtgärder som leder till minskad förekomst av äldre, gles skog och då särskilt tillgång på hålträd och träd med löst sittande bark kan leda till brist på koloniplatser och viloplatser. Nordfladdermus har minskat med 27,5 (5–50) % under de senaste 21 åren och minskningstakten för den svenska populationen bedöms vara nära gränsvärdet för Sårbar (VU). (A2bc) (SLU Artdatabanken, 2024; Skogsstyrelsen, 2016).</w:t>
       </w:r>
     </w:p>
     <w:p>
@@ -470,6 +510,57 @@
       </w:r>
       <w:r>
         <w:t>(SLU Artdatabanken, 2025).</w:t>
+      </w:r>
+    </w:p>
+    <w:p>
+      <w:r>
+        <w:rPr>
+          <w:b/>
+        </w:rPr>
+        <w:t>Dvärgpipistrell (§4a)</w:t>
+      </w:r>
+      <w:r>
+        <w:t xml:space="preserve"> omfattas av bilaga 4 EU:s art- och habitatdirektiv vilket innebär ett strikt skydd där arten och dess livsmiljöer ska bevaras. Arten förekommer i alla typer av glesare skogar men föredrar framförallt lövskog. Den födosöker inne bland träden och man hittar den i trädbärande beteshagar, i kantzoner mellan skog och odlingsmark, i närheten av vatten och i bymiljöer. Den undviker stora sammanhängande öppna miljöer såsom åkrar och hyggen. Skogsbruksåtgärder som leder till minskad förekomst av äldre, gles skog och då särskilt tillgång på hålträd och träd med löst sittande bark kan leda till brist på koloniplatser och viloplatser (SLU Artdatabanken, 2024; Skogsstyrelsen, 2016).</w:t>
+      </w:r>
+    </w:p>
+    <w:p>
+      <w:r>
+        <w:rPr>
+          <w:b/>
+        </w:rPr>
+        <w:t>Större brunfladdermus (§4a)</w:t>
+      </w:r>
+      <w:r>
+        <w:t xml:space="preserve"> omfattas av bilaga 4 EU:s art- och habitatdirektiv vilket innebär ett strikt skydd där arten och dess livsmiljöer ska bevaras. Den lever huvudsakligen i större skogsområden med gamla lövträdsbestånd, där den jagar i alla typer av öppna och halvöppna miljöer, ofta över stora sjöar och vattendrag, strandängar, betes- och slåttermarker. Under året utnyttjar fladdermössen många olika miljöer och ett effektivt bevarandearbete måste därför utgå från ett landskapsekologiskt perspektiv. Den viktigaste faktorn för om fladdermössen ska kunna leva i ett område är tillgången på föda i form av nattaktiva insekter. Ett bra hemområde måste erbjuda god födotillgång under hela aktivitetsperioden. Åtgärder som bevarar och gynnar en hög insektsproduktion är därför centrala. I ett varierat landskap med hög andel äldre lövträd, småvatten, sumpskogar, öppna våtmarker, ängar och betesmarker avlöser olika insektsgrupper varandra vilket gör att det hela tiden finns tillräckligt med föda. Gamla träd med grov bark, skador, håligheter eller döda delar bör lämnas och yngre träd (efterträdare) tillåtas finnas kvar och åldras för att säkra framtida förekomst av lämpliga yngelmiljöer. Övervintringsplatser måste skyddas effektivt från störningar (SLU Artdatabanken, 2024).</w:t>
+      </w:r>
+    </w:p>
+    <w:p>
+      <w:r>
+        <w:rPr>
+          <w:b/>
+        </w:rPr>
+        <w:t>Vattenfladdermus (§4a)</w:t>
+      </w:r>
+      <w:r>
+        <w:t xml:space="preserve"> omfattas av bilaga 4 EU:s art- och habitatdirektiv vilket innebär ett strikt skydd där arten och dess livsmiljöer ska bevaras. Arten förekommer mest vid vatten, vid både sjöar och vattendrag där den födosöker antingen tätt ovanför vattenytan eller i strandskog. Kolonin kan ligga ganska långt från vatten och den kan ibland jaga i skog flera kilometer från vatten. För vattenfladdermusen bör framförallt åtgärder planeras och vidtas i strandnära områden. Sumpskog och hålträd behöver bevaras och återskapas. Gamla träd med grov bark, skador, håligheter eller döda delar bör lämnas och yngre träd (efterträdare) tillåtas finnas kvar och åldras för att säkra framtida förekomst av lämpliga yngelmiljöer. Övervintringsplatser måste skyddas effektivt från störningar. Vattenfladdermus är typisk art för </w:t>
+      </w:r>
+      <w:r>
+        <w:rPr>
+          <w:i/>
+        </w:rPr>
+        <w:t>8310 Grottor</w:t>
+      </w:r>
+      <w:r>
+        <w:t xml:space="preserve"> och </w:t>
+      </w:r>
+      <w:r>
+        <w:rPr>
+          <w:i/>
+        </w:rPr>
+        <w:t>8330 Havsgrottor</w:t>
+      </w:r>
+      <w:r>
+        <w:t xml:space="preserve"> (SLU Artdatabanken, 2025).</w:t>
       </w:r>
     </w:p>
     <w:p>
@@ -578,7 +669,7 @@
         <w:rPr>
           <w:i/>
         </w:rPr>
-        <w:t>I det avverkningsanmälda skogsområdet har 13 naturvårdsarter varav 6 rödlistade arter sina livsmiljöer och växtplatser.</w:t>
+        <w:t>I det avverkningsanmälda skogsområdet har 18 naturvårdsarter varav 8 rödlistade arter sina livsmiljöer och växtplatser.</w:t>
       </w:r>
     </w:p>
     <w:p>
@@ -785,45 +876,40 @@
         <w:pStyle w:val="Heading1"/>
       </w:pPr>
       <w:r>
-        <w:t>Mindre märgborre – ekologi samt krav på livsmiljön</w:t>
+        <w:t>Fransfladdermus – ekologi samt krav på livsmiljön</w:t>
       </w:r>
     </w:p>
     <w:p>
       <w:r>
-        <w:t xml:space="preserve">Mindre märgborre är en signalart för tallskog med höga naturvärden och kan lätt konstateras genom sina karaktäristiska måsvingeliknande gnagspår som ofta hittas på grova tallgrenar på marken. Mindre märgborre betraktas tillsammans med skarptandad barkborre som nyckelarter, eftersom en rad sällsynta efterföljande arter är beroende av deras gångsystem. Bland dessa kan nämnas åtgärdsprogramsarterna avlång barkborre (VU), </w:t>
+        <w:t>Fransfladdermus (NT, §4a) omfattas av bilaga 4 EU:s art- och habitatdirektiv vilket innebär ett strikt skydd för arten och dess livsmiljöer. Arten är skogslevande och undviker att flyga i öppna områden. Den förekommer i barr- och lövskog, ofta nära vattendrag eller sumpskog. Den föredrar lite blötare lövrik skog, men påträffas även i trädgårdar och parker, ibland också i lövrika hagmarker (SLU Artdatabanken, 2024).</w:t>
+      </w:r>
+    </w:p>
+    <w:p>
+      <w:r>
+        <w:t>Arten är känslig för fragmentering av skogsbiotoper och undviker att passera öppna områden. Avverkning av hålträd, dränering, minskad biotopvariation, till exempel igenplantering av ängs- och hagmark påverkar arten negativt. Gamla träd med grov bark, skador, håligheter eller döda delar bör lämnas och yngre träd (efterträdare) tillåtas finnas kvar och åldras för att säkra framtida förekomst av lämpliga yngelmiljöer. För fransfladdermus är det särskilt värdefullt att bevara eller skapa lövrika skogar vid vattendrag och sumpskogar med många ihåliga träd samt bevara äldre byggnader som gamla kvarnar och andra byggnader med valvgångar, kanaler och stenbroar mm (SLU Artdatabanken, 2024).</w:t>
+      </w:r>
+    </w:p>
+    <w:p>
+      <w:r>
+        <w:t xml:space="preserve">Under året utnyttjar fladdermöss många olika miljöer och ett effektivt bevarandearbete måste därför utgå från ett landskapsekologiskt perspektiv. Ett varierat landskap med hög andel äldre lövträd, småvatten, sumpskogar, öppna våtmarker, ängar och betesmarker gynnar insektsproduktion vilket skapar förutsättningar för fladdermöss att hitta tillräckligt med föda. Fransfladdermus är typisk art för </w:t>
       </w:r>
       <w:r>
         <w:rPr>
           <w:i/>
         </w:rPr>
-        <w:t>Corticeus longulus</w:t>
-      </w:r>
-      <w:r>
-        <w:t xml:space="preserve"> (VU), tallgångbagge (VU), cholodkovskys bastborre (NT) och tallbarksvartbagge (NT) (Pettersson, 2014; Gunnarsson m fl., 1999).</w:t>
-      </w:r>
-    </w:p>
-    <w:p>
-      <w:r>
-        <w:t>Tallskogar tillhör de livsmiljöer som förändrats i stor skala, där många kvadratmil har omvandlats till unga produktionsskogar. I sådana skogar saknas förutsättningar för de ovannämnda sällsynta barkborrarna och alltmer kunskap tyder på att skogsbrukets omvandling av skogslandskapet, missgynnar åtgärdsprogrammets arter även inne i skyddade områden (Hedgren, 2012; Hedgren m.fl., 2010; Wikars m.fl., 2010; Wikars, 2009). Orsaken är sannolikt att dagens intensiva skogsbruk trivialiserar faunan på nydöda träd. Detta sker genom att generalister förökas upp i sådan grad i den brukade skogen att dessa även kommer att dominera i de för hållandevis små och fragmenterade områden som avsätts för naturvård (Appelqvist, 2005; Janzen, 1983; Ås, 1999).</w:t>
-      </w:r>
-    </w:p>
-    <w:p>
-      <w:r>
-        <w:t>Ett tydligt exempel på en generalist som gynnas av dagens skogsbruk är större märgborre på nydöd tall. Denna utvecklas förutom i vindfällen gärna i avverkningsavfall, inklusive avverkningsstubbar och röjningsstammar. Därmed har den större märgborren möjlighet att upprätthålla stora och stabila populationer på huvuddelen av landets skogsmark, vilket leder till en trivialisering av faunan. Större märgborre inverkar sannolikt direkt negativt på arter som tolvtandad barkborre (EN) och avlång barkborre (VU), och indirekt på de som är gynnade av blånadssvampar, dvs. följearter till framförallt mindre märgborre och skarptandad barkborre. De barkborrar som missgynnas av större märgborre är i mycket högre grad gynnade av tallar som dör genom självgallring, dvs. i normalfallet skog som inte används till skogsproduktion (Pettersson, 2014; Wikars, skriftl.).</w:t>
-      </w:r>
-    </w:p>
-    <w:p>
-      <w:r>
-        <w:t xml:space="preserve">Rika förekomster av främst mindre märgborre men även skarptandad barkborre är en signal för artrikedom och inventeringar har visat att det är i skogar med en naturlig självgallring som det skapas förutsättningar för dessa arter samt de efterföljande åtgärdsprogramsarterna (Pettersson, 2014; Hedgren, 2012). Tallskogar med stark förekomst av mindre märgborre och skarptandad barkborre bör avsättas som reservat. Generellt bör hänsyn tas vid slutavverkning av talldominerad skog så att avverkningsrester som gren- och toppdelar (s.k. GROT) lämnas. Mindre märgborre är typisk art för </w:t>
+        <w:t>8310 Grottor</w:t>
+      </w:r>
+      <w:r>
+        <w:t xml:space="preserve"> och </w:t>
       </w:r>
       <w:r>
         <w:rPr>
           <w:i/>
         </w:rPr>
-        <w:t>9060 Åsbarrskog</w:t>
-      </w:r>
-      <w:r>
-        <w:t xml:space="preserve"> (Pettersson, 2014; SLU Artdatabanken, 2026).</w:t>
+        <w:t>8330 Havsgrottor</w:t>
+      </w:r>
+      <w:r>
+        <w:t xml:space="preserve"> (SLU Artdatabanken, 2024).</w:t>
       </w:r>
     </w:p>
     <w:p>
@@ -831,147 +917,30 @@
         <w:pStyle w:val="Heading2"/>
       </w:pPr>
       <w:r>
-        <w:t>Referenser – mindre märgborre</w:t>
+        <w:t>Referenser – fransfladdermus</w:t>
       </w:r>
     </w:p>
     <w:p>
       <w:r>
-        <w:t xml:space="preserve">Appelqvist, T., 2005. </w:t>
+        <w:t>SLU Artdatabanken, 2024.</w:t>
       </w:r>
       <w:r>
         <w:rPr>
           <w:i/>
         </w:rPr>
-        <w:t>Naturvårdsbiologisk forskning. Underlag för områdesskydd i landskapet.</w:t>
-      </w:r>
-      <w:r>
-        <w:t xml:space="preserve"> Naturvårdsverket, Rapport 5452.</w:t>
-      </w:r>
-    </w:p>
-    <w:p>
-      <w:r>
-        <w:t xml:space="preserve">Gunnarsson, B., Pettersson, R. B., Hake, M. och Hultengren, S. &amp; Sjöberg, K., 1999. </w:t>
+        <w:t xml:space="preserve"> Artfakta: fransfladdermus (Myotis nattereri)</w:t>
+      </w:r>
+      <w:r>
+        <w:t>.</w:t>
       </w:r>
       <w:r>
         <w:rPr>
           <w:i/>
         </w:rPr>
-        <w:t xml:space="preserve">Spindlar och skalbaggar som indikatorer i barrskog. </w:t>
-      </w:r>
-      <w:r>
-        <w:t>Skog &amp; Forskning, Nr. 2/99, s. 46–51.</w:t>
-      </w:r>
-    </w:p>
-    <w:p>
-      <w:r>
-        <w:t xml:space="preserve">Hedgren, O., 2012. </w:t>
-      </w:r>
-      <w:r>
-        <w:rPr>
-          <w:i/>
-        </w:rPr>
-        <w:t>Hotade insekter på tallved i Dalarna.</w:t>
-      </w:r>
-      <w:r>
-        <w:t xml:space="preserve"> Länsstyrelsen Dalarna, Naturvårdsenheten. Rapport 2012:16.</w:t>
-      </w:r>
-    </w:p>
-    <w:p>
-      <w:r>
-        <w:t xml:space="preserve">Hedgren, O. 2010. </w:t>
-      </w:r>
-      <w:r>
-        <w:rPr>
-          <w:i/>
-        </w:rPr>
-        <w:t>Vedinsekter i tallskog och på brandfält i Värmland.</w:t>
-      </w:r>
-      <w:r>
-        <w:t xml:space="preserve"> Länsstyrelsen Värmland, Stencil, 39 s.</w:t>
-      </w:r>
-    </w:p>
-    <w:p>
-      <w:r>
-        <w:t xml:space="preserve">Janzen, D. H., 1983. </w:t>
-      </w:r>
-      <w:r>
-        <w:rPr>
-          <w:i/>
-        </w:rPr>
-        <w:t>No park is an island: Increase in interference from outside as park size decreases</w:t>
-      </w:r>
-      <w:r>
-        <w:t>. Oikos 41: 402–410.</w:t>
-      </w:r>
-    </w:p>
-    <w:p>
-      <w:r>
-        <w:t xml:space="preserve">Jonsell, M., Weslien, J. &amp; Ehn ström, B., 1998. </w:t>
-      </w:r>
-      <w:r>
-        <w:rPr>
-          <w:i/>
-        </w:rPr>
-        <w:t>Substrate requirements of red-listed saproxylic invertebrates in Sweden</w:t>
-      </w:r>
-      <w:r>
-        <w:t>. Biodiversity and Conserv. 7: 749–764.</w:t>
-      </w:r>
-    </w:p>
-    <w:p>
-      <w:r>
-        <w:t xml:space="preserve">Pettersson, R. B., 2014). </w:t>
-      </w:r>
-      <w:r>
-        <w:rPr>
-          <w:i/>
-        </w:rPr>
-        <w:t>Åtgärdsprogram för skalbaggar på nyligen död tall, 2014–2018.</w:t>
-      </w:r>
-      <w:r>
-        <w:t xml:space="preserve"> Rapport 6599. Bromma: Naturvårdsverket.</w:t>
-      </w:r>
-    </w:p>
-    <w:p>
-      <w:r>
-        <w:t xml:space="preserve">SLU Artdatabanken, 2026. </w:t>
-      </w:r>
-      <w:r>
-        <w:rPr>
-          <w:i/>
-        </w:rPr>
-        <w:t xml:space="preserve">Artfaktablad. Naturvård – artfakta. </w:t>
-      </w:r>
-      <w:r>
-        <w:t>SLU Artdatabanken, Uppsala.</w:t>
-      </w:r>
-    </w:p>
-    <w:p>
-      <w:r>
-        <w:t xml:space="preserve">Wikars, L.-O., Hansson, J. &amp; Hedgren, O., 2010. </w:t>
-      </w:r>
-      <w:r>
-        <w:rPr>
-          <w:i/>
-        </w:rPr>
-        <w:t>Inventering av vedlevande skalbaggar – tallskogar i Örebro län.</w:t>
-      </w:r>
-      <w:r>
-        <w:t xml:space="preserve"> Länsstyrelsen i Örebro län, publ.nr. 2010:2.</w:t>
-      </w:r>
-    </w:p>
-    <w:p>
-      <w:r>
-        <w:t xml:space="preserve">Wikars, L.-O., 2009. </w:t>
-      </w:r>
-      <w:r>
-        <w:rPr>
-          <w:i/>
-        </w:rPr>
-        <w:t>Vedskalbaggar i Hamra nationalpark, Gävleborgs län.</w:t>
-      </w:r>
-      <w:r>
-        <w:t xml:space="preserve"> Länsstyrelsen Gävleborg, Rapport 2009:14.</w:t>
+        <w:t xml:space="preserve"> </w:t>
+      </w:r>
+      <w:r>
+        <w:t>https://artfakta.se/taxa/100087</w:t>
       </w:r>
     </w:p>
     <w:p>
@@ -979,35 +948,22 @@
         <w:pStyle w:val="Heading1"/>
       </w:pPr>
       <w:r>
-        <w:t>Spillkråka – ekologi samt krav på livsmiljön</w:t>
+        <w:t>Nordfladdermus – ekologi samt krav på livsmiljön</w:t>
       </w:r>
     </w:p>
     <w:p>
       <w:r>
-        <w:t xml:space="preserve">Spillkråka (§4) ingår i bilaga 1 EU:s fågeldirektiv och är typisk art för </w:t>
-      </w:r>
-      <w:r>
-        <w:rPr>
-          <w:i/>
-        </w:rPr>
-        <w:t xml:space="preserve">9010 Taiga </w:t>
-      </w:r>
-      <w:r>
-        <w:t>och</w:t>
-      </w:r>
-      <w:r>
-        <w:rPr>
-          <w:i/>
-        </w:rPr>
-        <w:t xml:space="preserve"> 9740 Skogsbevuxen myr</w:t>
-      </w:r>
-      <w:r>
-        <w:t>. Den lever i både barr- och blandskog liksom i ren lövskog. De tätaste populationerna tenderar att finnas i äldre, variationsrik blandskog med gott om död ved och gamla träd. Varje par utnyttjar 400–1000 hektar skog beroende på skogens kvalitet. Skogsbruk med korta omloppstider och täta, homogena ungskogar utgör det största hotet (SLU Artdatabanken, 2026).</w:t>
+        <w:t>Nordfladdermus (NT, §4a) omfattas av bilaga 4 EU:s art- och habitatdirektiv vilket innebär ett strikt skydd för arten och dess livsmiljöer. Arten har minskat med 27,5 (5–50) % under de senaste 21 åren och minskningstakten för den svenska populationen bedöms vara nära gränsvärdet för Sårbar (VU). (A2bc) (SLU Artdatabanken, 2024).</w:t>
       </w:r>
     </w:p>
     <w:p>
       <w:r>
-        <w:t>Spillkråka är en nyckelart i skogliga miljöer vars övergivna bohål utnyttjas av flera andra hålhäckande fågelarter och fladdermöss, däribland pärluggla (EN, §4), knipa (§4), salskrake (§4) och skogsduva (§4). Hökuggla (VU, §4) och slaguggla (§4) häckar ofta i högstubbar som brutits av i höjd med ett gammalt spillkråkebo (Skogsstyrelsen, 2016).</w:t>
+        <w:t>Nordfladdermus föredrar variationsrik skog med förekomst av sjöar, vattendrag och våtmarker och hittas framförallt i halvöppna miljöer som trädbärande beteshagar och i kantzoner mellan skog och odlingsmark. Den undviker stora öppna områden som stora hyggen och större sammanhängande planteringar vilket minskar längden bryn och landskapets heterogenitet och därmed födotillgången och mängden lämpliga jaktplatser. Skogsbruksåtgärder som leder till minskad förekomst av äldre, gles skog och då särskilt tillgång på hålträd och träd med löst sittande bark kan leda till brist på koloniplatser och viloplatser (SLU Artdatabanken, 2024; Skogsstyrelsen, 2016).</w:t>
+      </w:r>
+    </w:p>
+    <w:p>
+      <w:r>
+        <w:t>Fladdermöss är beroende av hänsyn på landskapsnivå och det är viktigt att alla typer av vatten och våtmarker samt fuktiga skogspartier återställs och bevaras. Sväm- och sumpskog ska alltid sparas, och äldre lövmiljöer bör alltid sparas för födosök, koloniplatser och viloplatser. Utöver kantzoner mot vatten och våtmarker bör tillräckligt breda skyddszoner av uppväxt skog sparas för att skapa och bevara vindskyddade födosöksmiljöer. Genom att binda samman befintliga skogsbestånd med korridorer av uppvuxen skog skapas ett fladdermusvänligt landskap (SLU Artdatabanken, 2024; Skogsstyrelsen, 2016).</w:t>
       </w:r>
     </w:p>
     <w:p>
@@ -1015,6 +971,272 @@
         <w:pStyle w:val="Heading2"/>
       </w:pPr>
       <w:r>
+        <w:t>Referenser – nordfladdermus</w:t>
+      </w:r>
+    </w:p>
+    <w:p>
+      <w:r>
+        <w:t xml:space="preserve">Skogsstyrelsen, 2016. </w:t>
+      </w:r>
+      <w:r>
+        <w:rPr>
+          <w:i/>
+        </w:rPr>
+        <w:t xml:space="preserve">Vägledning för hänsyn till nordfladdermus. </w:t>
+      </w:r>
+      <w:r>
+        <w:t>Vägledningar och kunskapsstöd artskydd - Skogsstyrelsen</w:t>
+      </w:r>
+    </w:p>
+    <w:p>
+      <w:r>
+        <w:t>SLU Artdatabanken, 2024.</w:t>
+      </w:r>
+      <w:r>
+        <w:rPr>
+          <w:i/>
+        </w:rPr>
+        <w:t xml:space="preserve">  Artfakta: nordfladdermus (Eptesicus nilssonii). </w:t>
+      </w:r>
+      <w:r>
+        <w:t>https://artfakta.se/taxa/205998</w:t>
+      </w:r>
+    </w:p>
+    <w:p>
+      <w:pPr>
+        <w:pStyle w:val="Heading1"/>
+      </w:pPr>
+      <w:r>
+        <w:t>Mindre märgborre – ekologi samt krav på livsmiljön</w:t>
+      </w:r>
+    </w:p>
+    <w:p>
+      <w:r>
+        <w:t xml:space="preserve">Mindre märgborre är en signalart för tallskog med höga naturvärden och kan lätt konstateras genom sina karaktäristiska måsvingeliknande gnagspår som ofta hittas på grova tallgrenar på marken. Mindre märgborre betraktas tillsammans med skarptandad barkborre som nyckelarter, eftersom en rad sällsynta efterföljande arter är beroende av deras gångsystem. Bland dessa kan nämnas åtgärdsprogramsarterna avlång barkborre (VU), </w:t>
+      </w:r>
+      <w:r>
+        <w:rPr>
+          <w:i/>
+        </w:rPr>
+        <w:t>Corticeus longulus</w:t>
+      </w:r>
+      <w:r>
+        <w:t xml:space="preserve"> (VU), tallgångbagge (VU), cholodkovskys bastborre (NT) och tallbarksvartbagge (NT) (Pettersson, 2014; Gunnarsson m fl., 1999).</w:t>
+      </w:r>
+    </w:p>
+    <w:p>
+      <w:r>
+        <w:t>Tallskogar tillhör de livsmiljöer som förändrats i stor skala, där många kvadratmil har omvandlats till unga produktionsskogar. I sådana skogar saknas förutsättningar för de ovannämnda sällsynta barkborrarna och alltmer kunskap tyder på att skogsbrukets omvandling av skogslandskapet, missgynnar åtgärdsprogrammets arter även inne i skyddade områden (Hedgren, 2012; Hedgren m.fl., 2010; Wikars m.fl., 2010; Wikars, 2009). Orsaken är sannolikt att dagens intensiva skogsbruk trivialiserar faunan på nydöda träd. Detta sker genom att generalister förökas upp i sådan grad i den brukade skogen att dessa även kommer att dominera i de för hållandevis små och fragmenterade områden som avsätts för naturvård (Appelqvist, 2005; Janzen, 1983; Ås, 1999).</w:t>
+      </w:r>
+    </w:p>
+    <w:p>
+      <w:r>
+        <w:t>Ett tydligt exempel på en generalist som gynnas av dagens skogsbruk är större märgborre på nydöd tall. Denna utvecklas förutom i vindfällen gärna i avverkningsavfall, inklusive avverkningsstubbar och röjningsstammar. Därmed har den större märgborren möjlighet att upprätthålla stora och stabila populationer på huvuddelen av landets skogsmark, vilket leder till en trivialisering av faunan. Större märgborre inverkar sannolikt direkt negativt på arter som tolvtandad barkborre (EN) och avlång barkborre (VU), och indirekt på de som är gynnade av blånadssvampar, dvs. följearter till framförallt mindre märgborre och skarptandad barkborre. De barkborrar som missgynnas av större märgborre är i mycket högre grad gynnade av tallar som dör genom självgallring, dvs. i normalfallet skog som inte används till skogsproduktion (Pettersson, 2014; Wikars, skriftl.).</w:t>
+      </w:r>
+    </w:p>
+    <w:p>
+      <w:r>
+        <w:t xml:space="preserve">Rika förekomster av främst mindre märgborre men även skarptandad barkborre är en signal för artrikedom och inventeringar har visat att det är i skogar med en naturlig självgallring som det skapas förutsättningar för dessa arter samt de efterföljande åtgärdsprogramsarterna (Pettersson, 2014; Hedgren, 2012). Tallskogar med stark förekomst av mindre märgborre och skarptandad barkborre bör avsättas som reservat. Generellt bör hänsyn tas vid slutavverkning av talldominerad skog så att avverkningsrester som gren- och toppdelar (s.k. GROT) lämnas. Mindre märgborre är typisk art för </w:t>
+      </w:r>
+      <w:r>
+        <w:rPr>
+          <w:i/>
+        </w:rPr>
+        <w:t>9060 Åsbarrskog</w:t>
+      </w:r>
+      <w:r>
+        <w:t xml:space="preserve"> (Pettersson, 2014; SLU Artdatabanken, 2026).</w:t>
+      </w:r>
+    </w:p>
+    <w:p>
+      <w:pPr>
+        <w:pStyle w:val="Heading2"/>
+      </w:pPr>
+      <w:r>
+        <w:t>Referenser – mindre märgborre</w:t>
+      </w:r>
+    </w:p>
+    <w:p>
+      <w:r>
+        <w:t xml:space="preserve">Appelqvist, T., 2005. </w:t>
+      </w:r>
+      <w:r>
+        <w:rPr>
+          <w:i/>
+        </w:rPr>
+        <w:t>Naturvårdsbiologisk forskning. Underlag för områdesskydd i landskapet.</w:t>
+      </w:r>
+      <w:r>
+        <w:t xml:space="preserve"> Naturvårdsverket, Rapport 5452.</w:t>
+      </w:r>
+    </w:p>
+    <w:p>
+      <w:r>
+        <w:t xml:space="preserve">Gunnarsson, B., Pettersson, R. B., Hake, M. och Hultengren, S. &amp; Sjöberg, K., 1999. </w:t>
+      </w:r>
+      <w:r>
+        <w:rPr>
+          <w:i/>
+        </w:rPr>
+        <w:t xml:space="preserve">Spindlar och skalbaggar som indikatorer i barrskog. </w:t>
+      </w:r>
+      <w:r>
+        <w:t>Skog &amp; Forskning, Nr. 2/99, s. 46–51.</w:t>
+      </w:r>
+    </w:p>
+    <w:p>
+      <w:r>
+        <w:t xml:space="preserve">Hedgren, O., 2012. </w:t>
+      </w:r>
+      <w:r>
+        <w:rPr>
+          <w:i/>
+        </w:rPr>
+        <w:t>Hotade insekter på tallved i Dalarna.</w:t>
+      </w:r>
+      <w:r>
+        <w:t xml:space="preserve"> Länsstyrelsen Dalarna, Naturvårdsenheten. Rapport 2012:16.</w:t>
+      </w:r>
+    </w:p>
+    <w:p>
+      <w:r>
+        <w:t xml:space="preserve">Hedgren, O. 2010. </w:t>
+      </w:r>
+      <w:r>
+        <w:rPr>
+          <w:i/>
+        </w:rPr>
+        <w:t>Vedinsekter i tallskog och på brandfält i Värmland.</w:t>
+      </w:r>
+      <w:r>
+        <w:t xml:space="preserve"> Länsstyrelsen Värmland, Stencil, 39 s.</w:t>
+      </w:r>
+    </w:p>
+    <w:p>
+      <w:r>
+        <w:t xml:space="preserve">Janzen, D. H., 1983. </w:t>
+      </w:r>
+      <w:r>
+        <w:rPr>
+          <w:i/>
+        </w:rPr>
+        <w:t>No park is an island: Increase in interference from outside as park size decreases</w:t>
+      </w:r>
+      <w:r>
+        <w:t>. Oikos 41: 402–410.</w:t>
+      </w:r>
+    </w:p>
+    <w:p>
+      <w:r>
+        <w:t xml:space="preserve">Jonsell, M., Weslien, J. &amp; Ehn ström, B., 1998. </w:t>
+      </w:r>
+      <w:r>
+        <w:rPr>
+          <w:i/>
+        </w:rPr>
+        <w:t>Substrate requirements of red-listed saproxylic invertebrates in Sweden</w:t>
+      </w:r>
+      <w:r>
+        <w:t>. Biodiversity and Conserv. 7: 749–764.</w:t>
+      </w:r>
+    </w:p>
+    <w:p>
+      <w:r>
+        <w:t xml:space="preserve">Pettersson, R. B., 2014). </w:t>
+      </w:r>
+      <w:r>
+        <w:rPr>
+          <w:i/>
+        </w:rPr>
+        <w:t>Åtgärdsprogram för skalbaggar på nyligen död tall, 2014–2018.</w:t>
+      </w:r>
+      <w:r>
+        <w:t xml:space="preserve"> Rapport 6599. Bromma: Naturvårdsverket.</w:t>
+      </w:r>
+    </w:p>
+    <w:p>
+      <w:r>
+        <w:t xml:space="preserve">SLU Artdatabanken, 2026. </w:t>
+      </w:r>
+      <w:r>
+        <w:rPr>
+          <w:i/>
+        </w:rPr>
+        <w:t xml:space="preserve">Artfaktablad. Naturvård – artfakta. </w:t>
+      </w:r>
+      <w:r>
+        <w:t>SLU Artdatabanken, Uppsala.</w:t>
+      </w:r>
+    </w:p>
+    <w:p>
+      <w:r>
+        <w:t xml:space="preserve">Wikars, L.-O., Hansson, J. &amp; Hedgren, O., 2010. </w:t>
+      </w:r>
+      <w:r>
+        <w:rPr>
+          <w:i/>
+        </w:rPr>
+        <w:t>Inventering av vedlevande skalbaggar – tallskogar i Örebro län.</w:t>
+      </w:r>
+      <w:r>
+        <w:t xml:space="preserve"> Länsstyrelsen i Örebro län, publ.nr. 2010:2.</w:t>
+      </w:r>
+    </w:p>
+    <w:p>
+      <w:r>
+        <w:t xml:space="preserve">Wikars, L.-O., 2009. </w:t>
+      </w:r>
+      <w:r>
+        <w:rPr>
+          <w:i/>
+        </w:rPr>
+        <w:t>Vedskalbaggar i Hamra nationalpark, Gävleborgs län.</w:t>
+      </w:r>
+      <w:r>
+        <w:t xml:space="preserve"> Länsstyrelsen Gävleborg, Rapport 2009:14.</w:t>
+      </w:r>
+    </w:p>
+    <w:p>
+      <w:pPr>
+        <w:pStyle w:val="Heading1"/>
+      </w:pPr>
+      <w:r>
+        <w:t>Spillkråka – ekologi samt krav på livsmiljön</w:t>
+      </w:r>
+    </w:p>
+    <w:p>
+      <w:r>
+        <w:t xml:space="preserve">Spillkråka (§4) ingår i bilaga 1 EU:s fågeldirektiv och är typisk art för </w:t>
+      </w:r>
+      <w:r>
+        <w:rPr>
+          <w:i/>
+        </w:rPr>
+        <w:t xml:space="preserve">9010 Taiga </w:t>
+      </w:r>
+      <w:r>
+        <w:t>och</w:t>
+      </w:r>
+      <w:r>
+        <w:rPr>
+          <w:i/>
+        </w:rPr>
+        <w:t xml:space="preserve"> 9740 Skogsbevuxen myr</w:t>
+      </w:r>
+      <w:r>
+        <w:t>. Den lever i både barr- och blandskog liksom i ren lövskog. De tätaste populationerna tenderar att finnas i äldre, variationsrik blandskog med gott om död ved och gamla träd. Varje par utnyttjar 400–1000 hektar skog beroende på skogens kvalitet. Skogsbruk med korta omloppstider och täta, homogena ungskogar utgör det största hotet (SLU Artdatabanken, 2026).</w:t>
+      </w:r>
+    </w:p>
+    <w:p>
+      <w:r>
+        <w:t>Spillkråka är en nyckelart i skogliga miljöer vars övergivna bohål utnyttjas av flera andra hålhäckande fågelarter och fladdermöss, däribland pärluggla (EN, §4), knipa (§4), salskrake (§4) och skogsduva (§4). Hökuggla (VU, §4) och slaguggla (§4) häckar ofta i högstubbar som brutits av i höjd med ett gammalt spillkråkebo (Skogsstyrelsen, 2016).</w:t>
+      </w:r>
+    </w:p>
+    <w:p>
+      <w:pPr>
+        <w:pStyle w:val="Heading2"/>
+      </w:pPr>
+      <w:r>
         <w:t>Referenser – spillkråka</w:t>
       </w:r>
     </w:p>
@@ -1044,6 +1266,60 @@
       </w:r>
       <w:r>
         <w:t>SLU Artdatabanken, Uppsala.</w:t>
+      </w:r>
+    </w:p>
+    <w:p>
+      <w:pPr>
+        <w:pStyle w:val="Heading1"/>
+      </w:pPr>
+      <w:r>
+        <w:t>Dvärgpipistrell – ekologi samt krav på livsmiljön</w:t>
+      </w:r>
+    </w:p>
+    <w:p>
+      <w:r>
+        <w:t>Dvärgpipistrell (§4a) omfattas av bilaga 4 EU:s art- och habitatdirektiv vilket innebär ett strikt skydd för arten och dess livsmiljöer. Arten förekommer i alla typer av glesare skogar men föredrar framförallt lövskog. Den födosöker inne bland träden och man hittar den i trädbärande beteshagar, i kantzoner mellan skog och odlingsmark, i närheten av vatten och i bymiljöer. Den undviker stora sammanhängande öppna miljöer såsom åkrar och hyggen. Skogsbruksåtgärder som leder till minskad förekomst av äldre, gles skog och då särskilt tillgång på hålträd och träd med löst sittande bark kan leda till brist på koloniplatser och viloplatser (SLU Artdatabanken, 2024; Skogsstyrelsen, 2016).</w:t>
+      </w:r>
+    </w:p>
+    <w:p>
+      <w:r>
+        <w:t>Fladdermöss är beroende av hänsyn på landskapsnivå och det är viktigt att alla typer av vatten och våtmarker samt fuktiga skogspartier återställs och bevaras. Sväm- och sumpskog ska alltid sparas, och äldre lövmiljöer bör alltid sparas för födosök, koloniplatser och viloplatser. Utöver kantzoner mot vatten och våtmarker bör tillräckligt breda skyddszoner av uppväxt skog sparas för att skapa och bevara vindskyddade födosöksmiljöer. Genom att binda samman befintliga skogsbestånd med korridorer av uppvuxen skog skapas ett fladdermusvänligt landskap (SLU Artdatabanken, 2024; Skogsstyrelsen, 2016).</w:t>
+      </w:r>
+    </w:p>
+    <w:p>
+      <w:pPr>
+        <w:pStyle w:val="Heading2"/>
+      </w:pPr>
+      <w:r>
+        <w:t>Referenser – dvärgpipistrell</w:t>
+      </w:r>
+    </w:p>
+    <w:p>
+      <w:r>
+        <w:t xml:space="preserve">Skogsstyrelsen, 2016. </w:t>
+      </w:r>
+      <w:r>
+        <w:rPr>
+          <w:i/>
+        </w:rPr>
+        <w:t xml:space="preserve">Vägledning för hänsyn till pipistrell. </w:t>
+      </w:r>
+      <w:r>
+        <w:t>Vägledningar och kunskapsstöd artskydd - Skogsstyrelsen</w:t>
+      </w:r>
+    </w:p>
+    <w:p>
+      <w:r>
+        <w:t>SLU Artdatabanken, 2024.</w:t>
+      </w:r>
+      <w:r>
+        <w:rPr>
+          <w:i/>
+        </w:rPr>
+        <w:t xml:space="preserve">  Artfakta: dvärgpipistrell (Pipistrellus pygmaeus). </w:t>
+      </w:r>
+      <w:r>
+        <w:t>https://artfakta.se/taxa/205995</w:t>
       </w:r>
     </w:p>
     <w:sectPr>
@@ -1174,7 +1450,7 @@
     <w:r>
       <w:tab/>
       <w:tab/>
-      <w:t>2026-10-22</w:t>
+      <w:t>2026-10-23</w:t>
       <w:br/>
       <w:br/>
     </w:r>

--- a/klagomål/A 25306-2026 FSC-klagomål.docx
+++ b/klagomål/A 25306-2026 FSC-klagomål.docx
@@ -1450,7 +1450,7 @@
     <w:r>
       <w:tab/>
       <w:tab/>
-      <w:t>2026-10-23</w:t>
+      <w:t>2026-10-24</w:t>
       <w:br/>
       <w:br/>
     </w:r>

--- a/klagomål/A 25306-2026 FSC-klagomål.docx
+++ b/klagomål/A 25306-2026 FSC-klagomål.docx
@@ -1450,7 +1450,7 @@
     <w:r>
       <w:tab/>
       <w:tab/>
-      <w:t>2026-10-24</w:t>
+      <w:t>2026-10-25</w:t>
       <w:br/>
       <w:br/>
     </w:r>

--- a/klagomål/A 25306-2026 FSC-klagomål.docx
+++ b/klagomål/A 25306-2026 FSC-klagomål.docx
@@ -1450,7 +1450,7 @@
     <w:r>
       <w:tab/>
       <w:tab/>
-      <w:t>2026-10-25</w:t>
+      <w:t>2026-10-26</w:t>
       <w:br/>
       <w:br/>
     </w:r>

--- a/klagomål/A 25306-2026 FSC-klagomål.docx
+++ b/klagomål/A 25306-2026 FSC-klagomål.docx
@@ -1450,7 +1450,7 @@
     <w:r>
       <w:tab/>
       <w:tab/>
-      <w:t>2026-10-26</w:t>
+      <w:t>2026-10-27</w:t>
       <w:br/>
       <w:br/>
     </w:r>

--- a/klagomål/A 25306-2026 FSC-klagomål.docx
+++ b/klagomål/A 25306-2026 FSC-klagomål.docx
@@ -1450,7 +1450,7 @@
     <w:r>
       <w:tab/>
       <w:tab/>
-      <w:t>2026-10-27</w:t>
+      <w:t>2026-10-28</w:t>
       <w:br/>
       <w:br/>
     </w:r>

--- a/klagomål/A 25306-2026 FSC-klagomål.docx
+++ b/klagomål/A 25306-2026 FSC-klagomål.docx
@@ -1450,7 +1450,7 @@
     <w:r>
       <w:tab/>
       <w:tab/>
-      <w:t>2026-10-28</w:t>
+      <w:t>2026-10-29</w:t>
       <w:br/>
       <w:br/>
     </w:r>

--- a/klagomål/A 25306-2026 FSC-klagomål.docx
+++ b/klagomål/A 25306-2026 FSC-klagomål.docx
@@ -1450,7 +1450,7 @@
     <w:r>
       <w:tab/>
       <w:tab/>
-      <w:t>2026-10-29</w:t>
+      <w:t>2026-10-31</w:t>
       <w:br/>
       <w:br/>
     </w:r>
